--- a/outputs/projects/plutostraat/01_reports/plutostraat_project_report.docx
+++ b/outputs/projects/plutostraat/01_reports/plutostraat_project_report.docx
@@ -57,7 +57,7 @@
     </w:p>
     <w:p>
       <w:r>
-        <w:t>Rapportdatum: 2026-06-24T13:13:46</w:t>
+        <w:t>Rapportdatum: 2026-06-24T14:52:17</w:t>
       </w:r>
     </w:p>
     <w:p>

--- a/outputs/projects/plutostraat/01_reports/plutostraat_project_report.docx
+++ b/outputs/projects/plutostraat/01_reports/plutostraat_project_report.docx
@@ -57,7 +57,7 @@
     </w:p>
     <w:p>
       <w:r>
-        <w:t>Rapportdatum: 2026-06-24T14:52:17</w:t>
+        <w:t>Rapportdatum: 2026-06-24T17:39:14</w:t>
       </w:r>
     </w:p>
     <w:p>

--- a/outputs/projects/plutostraat/01_reports/plutostraat_project_report.docx
+++ b/outputs/projects/plutostraat/01_reports/plutostraat_project_report.docx
@@ -57,7 +57,7 @@
     </w:p>
     <w:p>
       <w:r>
-        <w:t>Rapportdatum: 2026-06-24T17:39:14</w:t>
+        <w:t>Rapportdatum: 2026-06-24T18:07:23</w:t>
       </w:r>
     </w:p>
     <w:p>

--- a/outputs/projects/plutostraat/01_reports/plutostraat_project_report.docx
+++ b/outputs/projects/plutostraat/01_reports/plutostraat_project_report.docx
@@ -57,7 +57,7 @@
     </w:p>
     <w:p>
       <w:r>
-        <w:t>Rapportdatum: 2026-06-24T18:07:23</w:t>
+        <w:t>Rapportdatum: 2026-06-24T18:47:03</w:t>
       </w:r>
     </w:p>
     <w:p>

--- a/outputs/projects/plutostraat/01_reports/plutostraat_project_report.docx
+++ b/outputs/projects/plutostraat/01_reports/plutostraat_project_report.docx
@@ -57,7 +57,7 @@
     </w:p>
     <w:p>
       <w:r>
-        <w:t>Rapportdatum: 2026-06-24T18:47:03</w:t>
+        <w:t>Rapportdatum: 2026-06-24T23:24:41</w:t>
       </w:r>
     </w:p>
     <w:p>

--- a/outputs/projects/plutostraat/01_reports/plutostraat_project_report.docx
+++ b/outputs/projects/plutostraat/01_reports/plutostraat_project_report.docx
@@ -57,7 +57,7 @@
     </w:p>
     <w:p>
       <w:r>
-        <w:t>Rapportdatum: 2026-06-24T23:24:41</w:t>
+        <w:t>Rapportdatum: 2026-06-25T00:15:56</w:t>
       </w:r>
     </w:p>
     <w:p>

--- a/outputs/projects/plutostraat/01_reports/plutostraat_project_report.docx
+++ b/outputs/projects/plutostraat/01_reports/plutostraat_project_report.docx
@@ -57,7 +57,7 @@
     </w:p>
     <w:p>
       <w:r>
-        <w:t>Rapportdatum: 2026-06-25T00:15:56</w:t>
+        <w:t>Rapportdatum: 2026-06-25T15:25:42</w:t>
       </w:r>
     </w:p>
     <w:p>

--- a/outputs/projects/plutostraat/01_reports/plutostraat_project_report.docx
+++ b/outputs/projects/plutostraat/01_reports/plutostraat_project_report.docx
@@ -57,7 +57,7 @@
     </w:p>
     <w:p>
       <w:r>
-        <w:t>Rapportdatum: 2026-06-25T15:25:42</w:t>
+        <w:t>Rapportdatum: 2026-06-25T16:05:03</w:t>
       </w:r>
     </w:p>
     <w:p>

--- a/outputs/projects/plutostraat/01_reports/plutostraat_project_report.docx
+++ b/outputs/projects/plutostraat/01_reports/plutostraat_project_report.docx
@@ -57,7 +57,7 @@
     </w:p>
     <w:p>
       <w:r>
-        <w:t>Rapportdatum: 2026-06-25T16:05:03</w:t>
+        <w:t>Rapportdatum: 2026-06-26T13:51:10</w:t>
       </w:r>
     </w:p>
     <w:p>

--- a/outputs/projects/plutostraat/01_reports/plutostraat_project_report.docx
+++ b/outputs/projects/plutostraat/01_reports/plutostraat_project_report.docx
@@ -57,7 +57,7 @@
     </w:p>
     <w:p>
       <w:r>
-        <w:t>Rapportdatum: 2026-06-26T13:51:10</w:t>
+        <w:t>Rapportdatum: 2026-06-26T14:06:20</w:t>
       </w:r>
     </w:p>
     <w:p>

--- a/outputs/projects/plutostraat/01_reports/plutostraat_project_report.docx
+++ b/outputs/projects/plutostraat/01_reports/plutostraat_project_report.docx
@@ -57,7 +57,7 @@
     </w:p>
     <w:p>
       <w:r>
-        <w:t>Rapportdatum: 2026-06-26T14:06:20</w:t>
+        <w:t>Rapportdatum: 2026-06-26T15:11:00</w:t>
       </w:r>
     </w:p>
     <w:p>

--- a/outputs/projects/plutostraat/01_reports/plutostraat_project_report.docx
+++ b/outputs/projects/plutostraat/01_reports/plutostraat_project_report.docx
@@ -57,7 +57,7 @@
     </w:p>
     <w:p>
       <w:r>
-        <w:t>Rapportdatum: 2026-06-26T15:11:00</w:t>
+        <w:t>Rapportdatum: 2026-07-02T23:02:32</w:t>
       </w:r>
     </w:p>
     <w:p>

--- a/outputs/projects/plutostraat/01_reports/plutostraat_project_report.docx
+++ b/outputs/projects/plutostraat/01_reports/plutostraat_project_report.docx
@@ -57,7 +57,7 @@
     </w:p>
     <w:p>
       <w:r>
-        <w:t>Rapportdatum: 2026-07-02T23:02:32</w:t>
+        <w:t>Rapportdatum: 2026-07-03T11:30:50</w:t>
       </w:r>
     </w:p>
     <w:p>
